--- a/MP3/Part B/MP3_The_Engineering_Stack.docx
+++ b/MP3/Part B/MP3_The_Engineering_Stack.docx
@@ -227,7 +227,7 @@
               <w:rPr>
                 <w:sz w:val="20"/>
               </w:rPr>
-              <w:t>GitHub Codespaces, GitHub Copilot Pro (agent mode), GitHub Models API, MCP Python SDK, your CAD of choice</w:t>
+              <w:t>GitHub Codespaces (or local Python — see LOCAL_SETUP.md), GitHub Copilot Pro (agent mode), GitHub Models API, MCP Python SDK, your CAD of choice</w:t>
             </w:r>
           </w:p>
         </w:tc>
@@ -262,7 +262,7 @@
         <w:rPr>
           <w:sz w:val="22"/>
         </w:rPr>
-        <w:t xml:space="preserve"> is a hands-on notebook where you author the building blocks: function calling, a reusable skill, your RAG wrapped as a tool, vision-in-the-loop, and a composition that orchestrates multiple tools. Each section produces a printed transcript that proves the AI used your code.</w:t>
+        <w:t xml:space="preserve"> is a hands-on notebook where you author the building blocks: function calling, a reusable skill, your RAG wrapped as a tool, vision-in-the-loop, and a composition that orchestrates multiple tools. Each section produces a printed transcript that proves the AI used your code. Realistic time: 2–3 hours of focused work.</w:t>
       </w:r>
     </w:p>
     <w:p>
@@ -277,7 +277,7 @@
         <w:rPr>
           <w:sz w:val="22"/>
         </w:rPr>
-        <w:t xml:space="preserve"> is the productize phase of the MiniClaw project. Jordan Chen wants your engineering work to outlive the laptop you did it on. Your job: stand up an MCP server that exposes your MiniClaw knowledge to any AI host, write skills that codify your design workflow, and demonstrate the whole stack working on a real CAD task.</w:t>
+        <w:t xml:space="preserve"> is the productize phase of the MiniClaw project. Jordan Chen wants your engineering work to outlive the laptop you did it on. Your job: stand up an MCP server that exposes your MiniClaw knowledge to any AI host, write a skill that codifies your design workflow, and demonstrate the whole stack working on a real CAD task.</w:t>
       </w:r>
     </w:p>
     <w:p>
@@ -297,12 +297,12 @@
           <w:i/>
           <w:sz w:val="22"/>
         </w:rPr>
-        <w:t>Due: Monday, May 11 at 11:59 PM  |  50 points  |  ~90–120 minutes</w:t>
+        <w:t>Due: Monday, May 11 at 11:59 PM  |  50 points  |  ~2–3 hours</w:t>
       </w:r>
     </w:p>
     <w:p>
       <w:r>
-        <w:t>Open the provided Jupyter notebook in your GitHub Codespace. Build five capabilities section by section: (1) function calling with a unit converter, (2) authoring a skill that catches unit errors, (3) wrapping the Ridgeline RAG as an AI-callable tool, (4) using a vision model host-side to review a design image, and (5) composing skills + multiple tools into a single design review. Each programmatic section requires a printed transcript demonstrating the AI used your tools correctly.</w:t>
+        <w:t>Open the provided Jupyter notebook in your GitHub Codespace (or local environment — see LOCAL_SETUP.md). Build five capabilities section by section: (1) function calling with a unit converter, (2) authoring a skill that catches unit errors, (3) wrapping the Ridgeline RAG as an AI-callable tool, (4) using a vision-capable AI host to review a design image, and (5) composing skills + multiple tools into a single design review. Each programmatic section requires a printed transcript demonstrating the AI used your tools correctly.</w:t>
       </w:r>
     </w:p>
     <w:p>
@@ -354,13 +354,13 @@
           <w:b/>
           <w:sz w:val="22"/>
         </w:rPr>
-        <w:t xml:space="preserve">Skills: </w:t>
+        <w:t xml:space="preserve">Skill: </w:t>
       </w:r>
       <w:r>
         <w:rPr>
           <w:sz w:val="22"/>
         </w:rPr>
-        <w:t>Two skills minimum that codify your MiniClaw design workflow</w:t>
+        <w:t>One polished skill that codifies your MiniClaw design workflow</w:t>
       </w:r>
     </w:p>
     <w:p>
@@ -378,7 +378,7 @@
         <w:rPr>
           <w:sz w:val="22"/>
         </w:rPr>
-        <w:t>Wrap your MiniClaw RAG as an MCP server tool and connect it to an AI host. Demonstrate, with logs and screenshots, that the host AI calls your tool.</w:t>
+        <w:t>Customize the provided MCP server starter, add logging, connect it to an AI host, and demonstrate that the host calls your tool when answering MiniClaw questions.</w:t>
       </w:r>
     </w:p>
     <w:p>
@@ -396,7 +396,7 @@
         <w:rPr>
           <w:sz w:val="22"/>
         </w:rPr>
-        <w:t>Three documented checkpoints during real CAD work on a MiniClaw subassembly. At each checkpoint, capture a screenshot, query your stack, document the AI's review.</w:t>
+        <w:t>Two documented checkpoints (initial concept and refined version) during real CAD work on a MiniClaw subassembly. At each checkpoint, capture a screenshot, query your stack, document the AI's review.</w:t>
       </w:r>
     </w:p>
     <w:p>
@@ -434,17 +434,17 @@
           <w:b/>
           <w:sz w:val="22"/>
         </w:rPr>
-        <w:t>1. Two Skills (15 pts)</w:t>
+        <w:t>1. One Polished Skill (15 pts)</w:t>
       </w:r>
     </w:p>
     <w:p>
       <w:r>
-        <w:t>At least two markdown skill files in `MP3/Part B/skills/`. Each skill must include: YAML front matter (`name`, `description`); a “when to use this skill” section; 3–7 workflow steps; “what to flag”; and at least one anti-pattern (“what NOT to do”).</w:t>
+        <w:t>A single markdown skill file in `MP3/Part B/skills/`. The skill must include: YAML front matter (`name`, `description`); a “when to use this skill” section; 3–7 workflow steps; “what to flag”; and at least one anti-pattern (“what NOT to do”).</w:t>
       </w:r>
     </w:p>
     <w:p>
       <w:r>
-        <w:t>Suggested topics (you may choose your own, but coverage of these areas is expected):</w:t>
+        <w:t>Choose your own topic. Any one of these is sufficient:</w:t>
       </w:r>
     </w:p>
     <w:p>
@@ -493,7 +493,7 @@
     </w:p>
     <w:p>
       <w:r>
-        <w:t>The rubric judges quality and specificity, not count. A vague skill that says “review the design” is worth less than a sharp skill with concrete checks. Aim for 2 strong skills over 4 vague ones.</w:t>
+        <w:t>The rubric judges quality and specificity. A vague skill that says “review the design” is worth less than a sharp skill with concrete checks. Spend the time you would have spent on a second skill making the first one better.</w:t>
       </w:r>
     </w:p>
     <w:p>
@@ -507,7 +507,7 @@
     </w:p>
     <w:p>
       <w:r>
-        <w:t>Your `MP3/Part B/mcp_server/` directory must contain:</w:t>
+        <w:t>The starter at `MP3/Part B/mcp_server_starter/` is a complete working MCP server with the MiniClaw RAG already exposed as a tool. Your job is to customize it, not build from scratch. Your `MP3/Part B/mcp_server/` directory must contain:</w:t>
       </w:r>
     </w:p>
     <w:p>
@@ -518,7 +518,7 @@
         <w:rPr>
           <w:sz w:val="22"/>
         </w:rPr>
-        <w:t>a working MCP server script that exposes at least one tool (`query_miniclaw_rag`) backed by your MP2 RAG (or the starter RAG)</w:t>
+        <w:t>a working MCP server script (start from the starter; modify the tool description to be specific to your MiniClaw context)</w:t>
       </w:r>
     </w:p>
     <w:p>
@@ -529,7 +529,7 @@
         <w:rPr>
           <w:sz w:val="22"/>
         </w:rPr>
-        <w:t>a logging mechanism — every tool invocation writes a timestamped line to `mcp_server/logs/server.log` recording: timestamp, tool name, args, summary of result</w:t>
+        <w:t>a logging mechanism — every tool invocation writes a timestamped line to `mcp_server/logs/server.log` recording: timestamp, tool name, args, summary of result. The starter's logging works out of the box; verify it's writing.</w:t>
       </w:r>
     </w:p>
     <w:p>
@@ -540,7 +540,7 @@
         <w:rPr>
           <w:sz w:val="22"/>
         </w:rPr>
-        <w:t>`requirements.txt` and `README.md` (so a teammate could clone and run it)</w:t>
+        <w:t>`requirements.txt` and `README.md`</w:t>
       </w:r>
     </w:p>
     <w:p>
@@ -560,21 +560,6 @@
           <w:b/>
           <w:sz w:val="22"/>
         </w:rPr>
-        <w:t xml:space="preserve">Stretch (worth credit toward the 15 pts): </w:t>
-      </w:r>
-      <w:r>
-        <w:rPr>
-          <w:sz w:val="22"/>
-        </w:rPr>
-        <w:t>add a second tool to your server — e.g., `render_scad(code)` that runs OpenSCAD CLI and returns a base64 PNG, or `check_lewis_stress(...)` that wraps your gear calculator from MP1. Demonstrate the host AI choosing between tools.</w:t>
-      </w:r>
-    </w:p>
-    <w:p>
-      <w:r>
-        <w:rPr>
-          <w:b/>
-          <w:sz w:val="22"/>
-        </w:rPr>
         <w:t>Evidence required:</w:t>
       </w:r>
     </w:p>
@@ -586,7 +571,7 @@
         <w:rPr>
           <w:sz w:val="22"/>
         </w:rPr>
-        <w:t>the committed server log with at least 5 tool invocations with non-trivial queries</w:t>
+        <w:t>the committed server log with at least 3 tool invocations from non-trivial queries</w:t>
       </w:r>
     </w:p>
     <w:p>
@@ -597,7 +582,7 @@
         <w:rPr>
           <w:sz w:val="22"/>
         </w:rPr>
-        <w:t>2–3 screenshots from the host UI showing tool calls happening in context</w:t>
+        <w:t>at least one clear screenshot from the host UI showing a tool call happening in context</w:t>
       </w:r>
     </w:p>
     <w:p>
@@ -608,7 +593,7 @@
         <w:rPr>
           <w:sz w:val="22"/>
         </w:rPr>
-        <w:t>a markdown export of one full conversation showing the AI consulting your tool to answer a real engineering question</w:t>
+        <w:t>a copied or exported exchange showing the AI consulting your tool to answer a real engineering question</w:t>
       </w:r>
     </w:p>
     <w:p>
@@ -638,7 +623,7 @@
         <w:rPr>
           <w:sz w:val="22"/>
         </w:rPr>
-        <w:t>3 screenshot checkpoints showing your design at distinct stages (initial concept → mid-iteration → refined)</w:t>
+        <w:t>two screenshot checkpoints showing your design at distinct stages: initial concept and refined version (after at least one substantive change driven by AI review)</w:t>
       </w:r>
     </w:p>
     <w:p>
@@ -649,7 +634,7 @@
         <w:rPr>
           <w:sz w:val="22"/>
         </w:rPr>
-        <w:t>at each checkpoint: a documented exchange with your AI host (with your skills loaded, your MCP server connected) where you sent the screenshot, asked for a review, and recorded the response</w:t>
+        <w:t>at each checkpoint: a documented exchange with your AI host (with your skill loaded, your MCP server connected) where you sent the screenshot, asked for a review, and recorded the response</w:t>
       </w:r>
     </w:p>
     <w:p>
@@ -660,7 +645,7 @@
         <w:rPr>
           <w:sz w:val="22"/>
         </w:rPr>
-        <w:t>a markdown writeup at `MP3/Part B/cad_review/cad_interaction.md` documenting: which subassembly, which CAD tool, the three checkpoints with screenshots embedded, the AI's review at each, and what you changed in response</w:t>
+        <w:t>a markdown writeup at `MP3/Part B/cad_review/cad_interaction.md` documenting: which subassembly, which CAD tool, the two checkpoints with screenshots embedded, the AI's review at each, and what you changed in response</w:t>
       </w:r>
     </w:p>
     <w:p>
@@ -733,7 +718,7 @@
         <w:rPr>
           <w:sz w:val="22"/>
         </w:rPr>
-        <w:t>A trust ledger: one place your skills helped the AI succeed, and one place the AI did something wrong that your skills didn't catch.</w:t>
+        <w:t>A trust ledger: one place your skill helped the AI succeed, and one place the AI did something wrong that your skill didn't catch.</w:t>
       </w:r>
     </w:p>
     <w:p>
@@ -842,7 +827,7 @@
               <w:rPr>
                 <w:sz w:val="20"/>
               </w:rPr>
-              <w:t>8</w:t>
+              <w:t>7</w:t>
             </w:r>
           </w:p>
         </w:tc>
@@ -855,7 +840,7 @@
               <w:rPr>
                 <w:sz w:val="20"/>
               </w:rPr>
-              <w:t>Three transcripts show the AI deciding correctly when to call the unit-converter tool.</w:t>
+              <w:t>Two transcripts show the AI deciding correctly when to call the unit-converter tool.</w:t>
             </w:r>
           </w:p>
         </w:tc>
@@ -924,7 +909,7 @@
               <w:rPr>
                 <w:sz w:val="20"/>
               </w:rPr>
-              <w:t>10</w:t>
+              <w:t>11</w:t>
             </w:r>
           </w:p>
         </w:tc>
@@ -937,7 +922,7 @@
               <w:rPr>
                 <w:sz w:val="20"/>
               </w:rPr>
-              <w:t>Tool schema printed, three Ridgeline transcripts, vague-vs-good description comparison.</w:t>
+              <w:t>Tool schema printed; four transcripts (Q1 good, Q1 vague, Q2, Q3); summary table.</w:t>
             </w:r>
           </w:p>
         </w:tc>
@@ -965,7 +950,7 @@
               <w:rPr>
                 <w:sz w:val="20"/>
               </w:rPr>
-              <w:t>8</w:t>
+              <w:t>6</w:t>
             </w:r>
           </w:p>
         </w:tc>
@@ -978,7 +963,7 @@
               <w:rPr>
                 <w:sz w:val="20"/>
               </w:rPr>
-              <w:t>Three documented exchanges (markdown + screenshot + response). Comparison table with caught/missed counts.</w:t>
+              <w:t>Two documented exchanges (image + text-only baseline). Comparison table with caught/missed counts.</w:t>
             </w:r>
           </w:p>
         </w:tc>
@@ -1006,7 +991,7 @@
               <w:rPr>
                 <w:sz w:val="20"/>
               </w:rPr>
-              <w:t>8</w:t>
+              <w:t>11</w:t>
             </w:r>
           </w:p>
         </w:tc>
@@ -1047,7 +1032,7 @@
               <w:rPr>
                 <w:sz w:val="20"/>
               </w:rPr>
-              <w:t>8</w:t>
+              <w:t>7</w:t>
             </w:r>
           </w:p>
         </w:tc>
@@ -1060,7 +1045,7 @@
               <w:rPr>
                 <w:sz w:val="20"/>
               </w:rPr>
-              <w:t>Three thoughtful reflections (3–4 sentences each) with specific examples.</w:t>
+              <w:t>Two thoughtful reflections (3–4 sentences each) with specific examples.</w:t>
             </w:r>
           </w:p>
         </w:tc>
@@ -1223,7 +1208,7 @@
               <w:rPr>
                 <w:sz w:val="20"/>
               </w:rPr>
-              <w:t>MCP server works. Logs show real tool calls. Host integration documented. Skills are well-formed. Evidence is verifiable.</w:t>
+              <w:t>MCP server works. Logs show real tool calls. Host integration documented. Skill is well-formed. Evidence is verifiable.</w:t>
             </w:r>
           </w:p>
         </w:tc>
@@ -1346,7 +1331,7 @@
               <w:rPr>
                 <w:sz w:val="20"/>
               </w:rPr>
-              <w:t>Skills articulate clear intent. Reflection demonstrates judgment about what was productized and why.</w:t>
+              <w:t>Skill articulates clear intent. Reflection demonstrates judgment about what was productized and why.</w:t>
             </w:r>
           </w:p>
         </w:tc>
@@ -1387,7 +1372,7 @@
               <w:rPr>
                 <w:sz w:val="20"/>
               </w:rPr>
-              <w:t>RAG remains accessible to the AI through the stack. Skills appropriately reference project context.</w:t>
+              <w:t>RAG remains accessible to the AI through the stack. Skill appropriately references project context.</w:t>
             </w:r>
           </w:p>
         </w:tc>
@@ -1519,7 +1504,7 @@
               <w:rPr>
                 <w:sz w:val="20"/>
               </w:rPr>
-              <w:t>Skills</w:t>
+              <w:t>Skill</w:t>
             </w:r>
           </w:p>
         </w:tc>
@@ -1532,7 +1517,7 @@
               <w:rPr>
                 <w:sz w:val="20"/>
               </w:rPr>
-              <w:t>Markdown files codifying your workflow</w:t>
+              <w:t>A markdown file codifying your workflow</w:t>
             </w:r>
           </w:p>
         </w:tc>
@@ -1545,7 +1530,7 @@
               <w:rPr>
                 <w:sz w:val="20"/>
               </w:rPr>
-              <w:t>MP3/Part B/skills/*.md</w:t>
+              <w:t>MP3/Part B/skills/your_skill.md</w:t>
             </w:r>
           </w:p>
         </w:tc>
@@ -1573,7 +1558,7 @@
               <w:rPr>
                 <w:sz w:val="20"/>
               </w:rPr>
-              <w:t>Python script exposing your RAG as a tool</w:t>
+              <w:t>Customized starter exposing your RAG as a tool</w:t>
             </w:r>
           </w:p>
         </w:tc>
